--- a/informe.docx
+++ b/informe.docx
@@ -12,7 +12,7 @@
       <w:r>
         <w:rPr>
           <w:noProof/>
-          <w:lang w:val="es-BO"/>
+          <w:lang w:val="es-BO" w:eastAsia="es-BO"/>
         </w:rPr>
         <mc:AlternateContent>
           <mc:Choice Requires="wps">
@@ -89,7 +89,7 @@
       <w:r>
         <w:rPr>
           <w:noProof/>
-          <w:lang w:val="es-BO"/>
+          <w:lang w:val="es-BO" w:eastAsia="es-BO"/>
         </w:rPr>
         <mc:AlternateContent>
           <mc:Choice Requires="wps">
@@ -222,7 +222,7 @@
       <w:r>
         <w:rPr>
           <w:noProof/>
-          <w:lang w:val="es-BO"/>
+          <w:lang w:val="es-BO" w:eastAsia="es-BO"/>
         </w:rPr>
         <w:drawing>
           <wp:anchor distT="0" distB="0" distL="114300" distR="114300" simplePos="0" relativeHeight="251661312" behindDoc="0" locked="0" layoutInCell="1" hidden="0" allowOverlap="1" wp14:anchorId="2D2A698B" wp14:editId="4F1FCAF1">
@@ -400,6 +400,7 @@
           <w:color w:val="2F5496"/>
           <w:sz w:val="52"/>
           <w:szCs w:val="52"/>
+          <w:lang w:val="es-BO"/>
         </w:rPr>
       </w:pPr>
     </w:p>
@@ -532,6 +533,43 @@
           <w:szCs w:val="26"/>
           <w:lang w:val="es-BO"/>
         </w:rPr>
+        <w:t>Ci:</w:t>
+      </w:r>
+      <w:r>
+        <w:rPr>
+          <w:rFonts w:ascii="Times New Roman" w:eastAsia="Times New Roman" w:hAnsi="Times New Roman" w:cs="Times New Roman"/>
+          <w:sz w:val="26"/>
+          <w:szCs w:val="26"/>
+          <w:lang w:val="es-BO"/>
+        </w:rPr>
+        <w:t>8467184</w:t>
+      </w:r>
+      <w:bookmarkStart w:id="1" w:name="_GoBack"/>
+      <w:bookmarkEnd w:id="1"/>
+    </w:p>
+    <w:p>
+      <w:pPr>
+        <w:tabs>
+          <w:tab w:val="left" w:pos="1589"/>
+        </w:tabs>
+        <w:spacing w:after="160" w:line="259" w:lineRule="auto"/>
+        <w:ind w:left="2124"/>
+        <w:rPr>
+          <w:rFonts w:ascii="Times New Roman" w:eastAsia="Times New Roman" w:hAnsi="Times New Roman" w:cs="Times New Roman"/>
+          <w:sz w:val="26"/>
+          <w:szCs w:val="26"/>
+          <w:lang w:val="es-BO"/>
+        </w:rPr>
+      </w:pPr>
+      <w:r>
+        <w:rPr>
+          <w:rFonts w:ascii="Times New Roman" w:eastAsia="Times New Roman" w:hAnsi="Times New Roman" w:cs="Times New Roman"/>
+          <w:b/>
+          <w:bCs/>
+          <w:sz w:val="26"/>
+          <w:szCs w:val="26"/>
+          <w:lang w:val="es-BO"/>
+        </w:rPr>
         <w:t>Carrera:</w:t>
       </w:r>
       <w:r>
@@ -800,13 +838,7 @@
         <w:rPr>
           <w:lang w:val="es-BO"/>
         </w:rPr>
-        <w:t xml:space="preserve">El presente informe técnico describe el desarrollo de dos actividades individuales correspondientes a la práctica de Multimedia. </w:t>
-      </w:r>
-      <w:r>
-        <w:rPr>
-          <w:lang w:val="es-BO"/>
-        </w:rPr>
-        <w:t xml:space="preserve">La primera actividad integra el procesamiento de imágenes a nivel de píxel mediante clasificación de texturas y filtro de suavizado 3x3. La segunda actividad corresponde a la producción multimedia del </w:t>
+        <w:t xml:space="preserve">El presente informe técnico describe el desarrollo de dos actividades individuales correspondientes a la práctica de Multimedia. La primera actividad integra el procesamiento de imágenes a nivel de píxel mediante clasificación de texturas y filtro de suavizado 3x3. La segunda actividad corresponde a la producción multimedia del </w:t>
       </w:r>
       <w:proofErr w:type="spellStart"/>
       <w:r>
@@ -820,13 +852,7 @@
         <w:rPr>
           <w:lang w:val="es-BO"/>
         </w:rPr>
-        <w:t xml:space="preserve"> de "La Vaca Lola", vinculando audio, análisis de </w:t>
-      </w:r>
-      <w:r>
-        <w:rPr>
-          <w:lang w:val="es-BO"/>
-        </w:rPr>
-        <w:t>ritmo y animación sincronizada.</w:t>
+        <w:t xml:space="preserve"> de "La Vaca Lola", vinculando audio, análisis de ritmo y animación sincronizada.</w:t>
       </w:r>
     </w:p>
     <w:p>
@@ -841,14 +867,7 @@
           <w:i/>
           <w:lang w:val="es-BO"/>
         </w:rPr>
-        <w:t>De acuerdo con el enunciado de la práctica, las actividades individuales deben implementar algoritmos que trabajen directamente sobre los píxeles de una imagen, además de realizar una producción multimedia donde el audio y l</w:t>
-      </w:r>
-      <w:r>
-        <w:rPr>
-          <w:i/>
-          <w:lang w:val="es-BO"/>
-        </w:rPr>
-        <w:t>a animación coincidan en ritmo y movimiento. El informe incluye metodología, herramientas, resultados y comparación visual antes/después.</w:t>
+        <w:t>De acuerdo con el enunciado de la práctica, las actividades individuales deben implementar algoritmos que trabajen directamente sobre los píxeles de una imagen, además de realizar una producción multimedia donde el audio y la animación coincidan en ritmo y movimiento. El informe incluye metodología, herramientas, resultados y comparación visual antes/después.</w:t>
       </w:r>
     </w:p>
     <w:p>
@@ -888,13 +907,7 @@
         <w:rPr>
           <w:lang w:val="es-BO"/>
         </w:rPr>
-        <w:t>Clasificar su</w:t>
-      </w:r>
-      <w:r>
-        <w:rPr>
-          <w:lang w:val="es-BO"/>
-        </w:rPr>
-        <w:t>perficies como césped, tierra, cemento, asfalto u otras categorías mediante reglas de color.</w:t>
+        <w:t>Clasificar superficies como césped, tierra, cemento, asfalto u otras categorías mediante reglas de color.</w:t>
       </w:r>
     </w:p>
     <w:p>
@@ -945,13 +958,7 @@
         <w:rPr>
           <w:lang w:val="es-BO"/>
         </w:rPr>
-        <w:t>b</w:t>
-      </w:r>
-      <w:r>
-        <w:rPr>
-          <w:lang w:val="es-BO"/>
-        </w:rPr>
-        <w:t>eats</w:t>
+        <w:t>beats</w:t>
       </w:r>
       <w:proofErr w:type="spellEnd"/>
       <w:r>
@@ -1002,14 +1009,7 @@
           <w:b/>
           <w:lang w:val="es-BO"/>
         </w:rPr>
-        <w:t>Esta actividad corresponde al procesamiento de imágenes a nivel</w:t>
-      </w:r>
-      <w:r>
-        <w:rPr>
-          <w:b/>
-          <w:lang w:val="es-BO"/>
-        </w:rPr>
-        <w:t xml:space="preserve"> de píxel. </w:t>
+        <w:t xml:space="preserve">Esta actividad corresponde al procesamiento de imágenes a nivel de píxel. </w:t>
       </w:r>
       <w:r>
         <w:rPr>
@@ -1029,13 +1029,7 @@
         <w:rPr>
           <w:lang w:val="es-BO"/>
         </w:rPr>
-        <w:t xml:space="preserve"> compatible con Visual Studio 2012. La aplicación permite cargar una imagen, recorrerla píxel por píxel, clasificar superficies similares a un mapa satelital y aplicar un filtro de su</w:t>
-      </w:r>
-      <w:r>
-        <w:rPr>
-          <w:lang w:val="es-BO"/>
-        </w:rPr>
-        <w:t>avizado promedio de 3x3 píxeles.</w:t>
+        <w:t xml:space="preserve"> compatible con Visual Studio 2012. La aplicación permite cargar una imagen, recorrerla píxel por píxel, clasificar superficies similares a un mapa satelital y aplicar un filtro de suavizado promedio de 3x3 píxeles.</w:t>
       </w:r>
     </w:p>
     <w:p>
@@ -1112,13 +1106,7 @@
         <w:rPr>
           <w:lang w:val="es-BO"/>
         </w:rPr>
-        <w:t>Cálc</w:t>
-      </w:r>
-      <w:r>
-        <w:rPr>
-          <w:lang w:val="es-BO"/>
-        </w:rPr>
-        <w:t>ulo de indicadores: se calcula brillo, verdor y variación para identificar características básicas de superficie.</w:t>
+        <w:t>Cálculo de indicadores: se calcula brillo, verdor y variación para identificar características básicas de superficie.</w:t>
       </w:r>
     </w:p>
     <w:p>
@@ -1148,13 +1136,7 @@
         <w:rPr>
           <w:lang w:val="es-BO"/>
         </w:rPr>
-        <w:t xml:space="preserve">Generación del mapa: </w:t>
-      </w:r>
-      <w:r>
-        <w:rPr>
-          <w:lang w:val="es-BO"/>
-        </w:rPr>
-        <w:t>la imagen clasificada se reconstruye usando colores representativos para cada textura.</w:t>
+        <w:t>Generación del mapa: la imagen clasificada se reconstruye usando colores representativos para cada textura.</w:t>
       </w:r>
     </w:p>
     <w:p>
@@ -1184,13 +1166,7 @@
         <w:rPr>
           <w:lang w:val="es-BO"/>
         </w:rPr>
-        <w:t>Registro de resultados: se guarda la imagen pr</w:t>
-      </w:r>
-      <w:r>
-        <w:rPr>
-          <w:lang w:val="es-BO"/>
-        </w:rPr>
-        <w:t>ocesada, porcentajes por clase y datos técnicos como tamaño de imagen, total de píxeles y clase dominante.</w:t>
+        <w:t>Registro de resultados: se guarda la imagen procesada, porcentajes por clase y datos técnicos como tamaño de imagen, total de píxeles y clase dominante.</w:t>
       </w:r>
     </w:p>
     <w:p>
@@ -1220,14 +1196,7 @@
           <w:i/>
           <w:lang w:val="es-BO"/>
         </w:rPr>
-        <w:t xml:space="preserve">La clasificación no utiliza librerías avanzadas de inteligencia artificial, sino reglas básicas basadas en los </w:t>
-      </w:r>
-      <w:r>
-        <w:rPr>
-          <w:i/>
-          <w:lang w:val="es-BO"/>
-        </w:rPr>
-        <w:t>valores de color. Esto permite demostrar claramente el trabajo directo a nivel de píxel.</w:t>
+        <w:t>La clasificación no utiliza librerías avanzadas de inteligencia artificial, sino reglas básicas basadas en los valores de color. Esto permite demostrar claramente el trabajo directo a nivel de píxel.</w:t>
       </w:r>
     </w:p>
     <w:tbl>
@@ -1548,6 +1517,10 @@
     </w:p>
     <w:p>
       <w:r>
+        <w:rPr>
+          <w:noProof/>
+          <w:lang w:val="es-BO" w:eastAsia="es-BO"/>
+        </w:rPr>
         <w:drawing>
           <wp:inline distT="0" distB="0" distL="0" distR="0" wp14:anchorId="3C3E7A58" wp14:editId="412C206C">
             <wp:extent cx="6217920" cy="3625850"/>
@@ -1594,9 +1567,11 @@
           <w:rFonts w:ascii="Arial" w:eastAsia="Arial" w:hAnsi="Arial" w:cstheme="minorBidi"/>
           <w:b w:val="0"/>
           <w:bCs w:val="0"/>
+          <w:noProof/>
           <w:color w:val="auto"/>
           <w:sz w:val="22"/>
           <w:szCs w:val="22"/>
+          <w:lang w:val="es-BO" w:eastAsia="es-BO"/>
         </w:rPr>
         <w:lastRenderedPageBreak/>
         <w:drawing>
@@ -1635,8 +1610,6 @@
           </wp:inline>
         </w:drawing>
       </w:r>
-      <w:bookmarkStart w:id="1" w:name="_GoBack"/>
-      <w:bookmarkEnd w:id="1"/>
       <w:proofErr w:type="spellStart"/>
       <w:r>
         <w:t>Herramientas</w:t>
@@ -1687,15 +1660,7 @@
                 <w:color w:val="FFFFFF"/>
                 <w:sz w:val="19"/>
               </w:rPr>
-              <w:t>Herramienta</w:t>
-            </w:r>
-            <w:r>
-              <w:rPr>
-                <w:b/>
-                <w:color w:val="FFFFFF"/>
-                <w:sz w:val="19"/>
-              </w:rPr>
-              <w:t xml:space="preserve"> / tecnología</w:t>
+              <w:t>Herramienta / tecnología</w:t>
             </w:r>
           </w:p>
         </w:tc>
@@ -1997,13 +1962,7 @@
         <w:rPr>
           <w:lang w:val="es-BO"/>
         </w:rPr>
-        <w:t xml:space="preserve">Se logró cargar una imagen y </w:t>
-      </w:r>
-      <w:r>
-        <w:rPr>
-          <w:lang w:val="es-BO"/>
-        </w:rPr>
-        <w:t>analizarla completamente a nivel de píxel.</w:t>
+        <w:t>Se logró cargar una imagen y analizarla completamente a nivel de píxel.</w:t>
       </w:r>
     </w:p>
     <w:p>
@@ -2063,13 +2022,7 @@
         <w:rPr>
           <w:lang w:val="es-BO"/>
         </w:rPr>
-        <w:t>Se generaron archivos</w:t>
-      </w:r>
-      <w:r>
-        <w:rPr>
-          <w:lang w:val="es-BO"/>
-        </w:rPr>
-        <w:t xml:space="preserve"> de salida en formato PNG dentro de la carpeta de resultados del proyecto.</w:t>
+        <w:t>Se generaron archivos de salida en formato PNG dentro de la carpeta de resultados del proyecto.</w:t>
       </w:r>
     </w:p>
     <w:p>
@@ -2207,14 +2160,7 @@
                 <w:sz w:val="19"/>
                 <w:lang w:val="es-BO"/>
               </w:rPr>
-              <w:t xml:space="preserve">La </w:t>
-            </w:r>
-            <w:r>
-              <w:rPr>
-                <w:sz w:val="19"/>
-                <w:lang w:val="es-BO"/>
-              </w:rPr>
-              <w:t>imagen se transforma en un mapa clasificado con colores por clase: césped, tierra, cemento, asfalto u otro.</w:t>
+              <w:t>La imagen se transforma en un mapa clasificado con colores por clase: césped, tierra, cemento, asfalto u otro.</w:t>
             </w:r>
           </w:p>
         </w:tc>
@@ -2281,14 +2227,7 @@
                 <w:sz w:val="19"/>
                 <w:lang w:val="es-BO"/>
               </w:rPr>
-              <w:t xml:space="preserve">El filtro promedio 3x3 suaviza transiciones </w:t>
-            </w:r>
-            <w:r>
-              <w:rPr>
-                <w:sz w:val="19"/>
-                <w:lang w:val="es-BO"/>
-              </w:rPr>
-              <w:t>y reduce variaciones fuertes entre píxeles vecinos.</w:t>
+              <w:t>El filtro promedio 3x3 suaviza transiciones y reduce variaciones fuertes entre píxeles vecinos.</w:t>
             </w:r>
           </w:p>
         </w:tc>
@@ -2404,14 +2343,7 @@
                 <w:sz w:val="19"/>
                 <w:lang w:val="es-BO"/>
               </w:rPr>
-              <w:t>La imagen original no posee un regi</w:t>
-            </w:r>
-            <w:r>
-              <w:rPr>
-                <w:sz w:val="19"/>
-                <w:lang w:val="es-BO"/>
-              </w:rPr>
-              <w:t>stro técnico asociado.</w:t>
+              <w:t>La imagen original no posee un registro técnico asociado.</w:t>
             </w:r>
           </w:p>
         </w:tc>
@@ -2502,14 +2434,7 @@
           <w:b/>
           <w:lang w:val="es-BO"/>
         </w:rPr>
-        <w:t xml:space="preserve"> de "La Va</w:t>
-      </w:r>
-      <w:r>
-        <w:rPr>
-          <w:b/>
-          <w:lang w:val="es-BO"/>
-        </w:rPr>
-        <w:t xml:space="preserve">ca Lola". </w:t>
+        <w:t xml:space="preserve"> de "La Vaca Lola". </w:t>
       </w:r>
       <w:r>
         <w:rPr>
@@ -2524,10 +2449,7 @@
       </w:pPr>
       <w:proofErr w:type="spellStart"/>
       <w:r>
-        <w:t>Metodo</w:t>
-      </w:r>
-      <w:r>
-        <w:t>logía</w:t>
+        <w:t>Metodología</w:t>
       </w:r>
       <w:proofErr w:type="spellEnd"/>
       <w:r>
@@ -2623,13 +2545,7 @@
         <w:rPr>
           <w:lang w:val="es-BO"/>
         </w:rPr>
-        <w:t xml:space="preserve"> se calc</w:t>
-      </w:r>
-      <w:r>
-        <w:rPr>
-          <w:lang w:val="es-BO"/>
-        </w:rPr>
-        <w:t xml:space="preserve">uló la energía RMS y se detectaron </w:t>
+        <w:t xml:space="preserve"> se calculó la energía RMS y se detectaron </w:t>
       </w:r>
       <w:proofErr w:type="spellStart"/>
       <w:r>
@@ -2687,13 +2603,7 @@
         <w:rPr>
           <w:lang w:val="es-BO"/>
         </w:rPr>
-        <w:t>Sincronización: la energía y cercanía al beat modificaron saltos, tamaño, movimiento de brazos, lu</w:t>
-      </w:r>
-      <w:r>
-        <w:rPr>
-          <w:lang w:val="es-BO"/>
-        </w:rPr>
-        <w:t>ces y texto visual.</w:t>
+        <w:t>Sincronización: la energía y cercanía al beat modificaron saltos, tamaño, movimiento de brazos, luces y texto visual.</w:t>
       </w:r>
     </w:p>
     <w:p>
@@ -2810,15 +2720,7 @@
                 <w:color w:val="FFFFFF"/>
                 <w:sz w:val="19"/>
               </w:rPr>
-              <w:t>Dato t</w:t>
-            </w:r>
-            <w:r>
-              <w:rPr>
-                <w:b/>
-                <w:color w:val="FFFFFF"/>
-                <w:sz w:val="19"/>
-              </w:rPr>
-              <w:t>écnico</w:t>
+              <w:t>Dato técnico</w:t>
             </w:r>
           </w:p>
         </w:tc>
@@ -3383,15 +3285,7 @@
                 <w:color w:val="FFFFFF"/>
                 <w:sz w:val="19"/>
               </w:rPr>
-              <w:t xml:space="preserve">Herramienta / </w:t>
-            </w:r>
-            <w:r>
-              <w:rPr>
-                <w:b/>
-                <w:color w:val="FFFFFF"/>
-                <w:sz w:val="19"/>
-              </w:rPr>
-              <w:t>tecnología</w:t>
+              <w:t>Herramienta / tecnología</w:t>
             </w:r>
           </w:p>
         </w:tc>
@@ -3853,13 +3747,7 @@
         <w:rPr>
           <w:lang w:val="es-BO"/>
         </w:rPr>
-        <w:t xml:space="preserve"> detectados controlan efectos visua</w:t>
-      </w:r>
-      <w:r>
-        <w:rPr>
-          <w:lang w:val="es-BO"/>
-        </w:rPr>
-        <w:t>les, saltos y luces del escenario.</w:t>
+        <w:t xml:space="preserve"> detectados controlan efectos visuales, saltos y luces del escenario.</w:t>
       </w:r>
     </w:p>
     <w:p>
@@ -4034,14 +3922,7 @@
                 <w:sz w:val="19"/>
                 <w:lang w:val="es-BO"/>
               </w:rPr>
-              <w:t xml:space="preserve">El audio fue integrado dentro de una </w:t>
-            </w:r>
-            <w:r>
-              <w:rPr>
-                <w:sz w:val="19"/>
-                <w:lang w:val="es-BO"/>
-              </w:rPr>
-              <w:t>producción multimedia animada.</w:t>
+              <w:t>El audio fue integrado dentro de una producción multimedia animada.</w:t>
             </w:r>
           </w:p>
         </w:tc>
@@ -4193,14 +4074,7 @@
                 <w:sz w:val="19"/>
                 <w:lang w:val="es-BO"/>
               </w:rPr>
-              <w:t>Se generó una gráfi</w:t>
-            </w:r>
-            <w:r>
-              <w:rPr>
-                <w:sz w:val="19"/>
-                <w:lang w:val="es-BO"/>
-              </w:rPr>
-              <w:t xml:space="preserve">ca de energía RMS y </w:t>
+              <w:t xml:space="preserve">Se generó una gráfica de energía RMS y </w:t>
             </w:r>
             <w:proofErr w:type="spellStart"/>
             <w:r>
@@ -4393,14 +4267,7 @@
                 <w:sz w:val="19"/>
                 <w:lang w:val="es-BO"/>
               </w:rPr>
-              <w:t xml:space="preserve">Proyecto de Visual Studio </w:t>
-            </w:r>
-            <w:r>
-              <w:rPr>
-                <w:sz w:val="19"/>
-                <w:lang w:val="es-BO"/>
-              </w:rPr>
-              <w:t>2012 con clasificación de texturas y suavizado 3x3.</w:t>
+              <w:t>Proyecto de Visual Studio 2012 con clasificación de texturas y suavizado 3x3.</w:t>
             </w:r>
           </w:p>
         </w:tc>
@@ -4577,14 +4444,7 @@
                 <w:sz w:val="19"/>
                 <w:lang w:val="es-BO"/>
               </w:rPr>
-              <w:t>R</w:t>
-            </w:r>
-            <w:r>
-              <w:rPr>
-                <w:sz w:val="19"/>
-                <w:lang w:val="es-BO"/>
-              </w:rPr>
-              <w:t xml:space="preserve">esultados del </w:t>
+              <w:t xml:space="preserve">Resultados del </w:t>
             </w:r>
             <w:proofErr w:type="spellStart"/>
             <w:r>
@@ -4692,13 +4552,7 @@
         <w:rPr>
           <w:lang w:val="es-BO"/>
         </w:rPr>
-        <w:t>Las actividades individuales permitieron aplicar dos enfoques importantes de Multimedia: procesamiento de imágenes y producción audiovisual sincronizada. En la primera actividad se trabajó directamente con píxeles para clasificar texturas y suavizar imágen</w:t>
-      </w:r>
-      <w:r>
-        <w:rPr>
-          <w:lang w:val="es-BO"/>
-        </w:rPr>
-        <w:t xml:space="preserve">es mediante una ventana 3x3, demostrando el manejo de color y transformación visual. En la segunda actividad se combinó audio, análisis de ritmo y animación, logrando que los movimientos de los personajes coincidan con la energía y </w:t>
+        <w:t xml:space="preserve">Las actividades individuales permitieron aplicar dos enfoques importantes de Multimedia: procesamiento de imágenes y producción audiovisual sincronizada. En la primera actividad se trabajó directamente con píxeles para clasificar texturas y suavizar imágenes mediante una ventana 3x3, demostrando el manejo de color y transformación visual. En la segunda actividad se combinó audio, análisis de ritmo y animación, logrando que los movimientos de los personajes coincidan con la energía y </w:t>
       </w:r>
       <w:proofErr w:type="spellStart"/>
       <w:r>
@@ -4726,13 +4580,7 @@
         <w:rPr>
           <w:lang w:val="es-BO"/>
         </w:rPr>
-        <w:t>. Ambos t</w:t>
-      </w:r>
-      <w:r>
-        <w:rPr>
-          <w:lang w:val="es-BO"/>
-        </w:rPr>
-        <w:t>rabajos cumplen con los elementos solicitados en la práctica: metodología, herramientas, resultados, capturas y comparación visual antes/después.</w:t>
+        <w:t>. Ambos trabajos cumplen con los elementos solicitados en la práctica: metodología, herramientas, resultados, capturas y comparación visual antes/después.</w:t>
       </w:r>
     </w:p>
     <w:p>
@@ -4747,14 +4595,7 @@
           <w:i/>
           <w:lang w:val="es-BO"/>
         </w:rPr>
-        <w:t>Nota: Las figuras de la primera actividad pueden reemplazarse por capturas reales de ejecución si se desea doc</w:t>
-      </w:r>
-      <w:r>
-        <w:rPr>
-          <w:i/>
-          <w:lang w:val="es-BO"/>
-        </w:rPr>
-        <w:t>umentar exactamente la pantalla del equipo donde se corrió el proyecto.</w:t>
+        <w:t>Nota: Las figuras de la primera actividad pueden reemplazarse por capturas reales de ejecución si se desea documentar exactamente la pantalla del equipo donde se corrió el proyecto.</w:t>
       </w:r>
     </w:p>
     <w:sectPr>
@@ -16765,7 +16606,7 @@
 </file>
 
 <file path=customXml/itemProps1.xml><?xml version="1.0" encoding="utf-8"?>
-<ds:datastoreItem xmlns:ds="http://schemas.openxmlformats.org/officeDocument/2006/customXml" ds:itemID="{32BD0986-6732-4E43-9E7B-BDFA40091A16}">
+<ds:datastoreItem xmlns:ds="http://schemas.openxmlformats.org/officeDocument/2006/customXml" ds:itemID="{6B7ED197-A026-49AD-B0C6-CDBBC88C1C7C}">
   <ds:schemaRefs>
     <ds:schemaRef ds:uri="http://schemas.openxmlformats.org/officeDocument/2006/bibliography"/>
   </ds:schemaRefs>
